--- a/spa/docx/59.content.docx
+++ b/spa/docx/59.content.docx
@@ -173,6 +173,115 @@
           <w:docGrid w:linePitch="360"/>
         </w:sectPr>
       </w:pPr>
+    </w:p>
+    <w:p>
+      <w:pPr/>
+      <w:r>
+        <w:rPr>
+          <w:lang w:val="es_ES" w:bidi="es_ES"/>
+        </w:rPr>
+      </w:r>
+    </w:p>
+    <w:p>
+      <w:pPr>
+        <w:pStyle w:val="Heading2"/>
+      </w:pPr>
+      <w:r>
+        <w:rPr>
+          <w:lang w:val="es_ES" w:bidi="es_ES"/>
+        </w:rPr>
+        <w:t>Santiago 2:25 (#6)</w:t>
+      </w:r>
+      <w:r>
+        <w:rPr>
+          <w:lang w:val="es_ES" w:bidi="es_ES"/>
+        </w:rPr>
+      </w:r>
+    </w:p>
+    <w:p>
+      <w:pPr/>
+      <w:r>
+        <w:rPr>
+          <w:lang w:val="es_ES" w:bidi="es_ES"/>
+        </w:rPr>
+      </w:r>
+      <w:r>
+        <w:rPr>
+          <w:b/>
+          <w:lang w:val="es_ES" w:bidi="es_ES"/>
+        </w:rPr>
+        <w:t>"habiéndolos enviado"</w:t>
+      </w:r>
+    </w:p>
+    <w:p>
+      <w:pPr/>
+      <w:r>
+        <w:rPr>
+          <w:lang w:val="es_ES" w:bidi="es_ES"/>
+        </w:rPr>
+      </w:r>
+      <w:r>
+        <w:rPr>
+          <w:lang w:val="es_ES" w:bidi="es_ES"/>
+        </w:rPr>
+        <w:t xml:space="preserve">Como había dos </w:t>
+      </w:r>
+      <w:r>
+        <w:rPr>
+          <w:b/>
+          <w:lang w:val="es_ES" w:bidi="es_ES"/>
+        </w:rPr>
+        <w:t>mensajeros</w:t>
+      </w:r>
+      <w:r>
+        <w:rPr>
+          <w:lang w:val="es_ES" w:bidi="es_ES"/>
+        </w:rPr>
+        <w:t xml:space="preserve">, el pronombre </w:t>
+      </w:r>
+      <w:r>
+        <w:rPr>
+          <w:b/>
+          <w:lang w:val="es_ES" w:bidi="es_ES"/>
+        </w:rPr>
+        <w:t>ellos</w:t>
+      </w:r>
+      <w:r>
+        <w:rPr>
+          <w:lang w:val="es_ES" w:bidi="es_ES"/>
+        </w:rPr>
+        <w:t xml:space="preserve"> estaría en el dual, si tu idioma usa esa forma.</w:t>
+      </w:r>
+    </w:p>
+    <w:p>
+      <w:pPr/>
+      <w:r>
+        <w:rPr>
+          <w:lang w:val="es_ES" w:bidi="es_ES"/>
+        </w:rPr>
+      </w:r>
+      <w:r>
+        <w:rPr>
+          <w:lang w:val="es_ES" w:bidi="es_ES"/>
+        </w:rPr>
+        <w:t xml:space="preserve">Ver: </w:t>
+      </w:r>
+      <w:r>
+        <w:rPr>
+          <w:lang w:val="es_ES" w:bidi="es_ES"/>
+        </w:rPr>
+        <w:t>Pronombres</w:t>
+      </w:r>
+      <w:r>
+        <w:rPr>
+          <w:lang w:val="es_ES" w:bidi="es_ES"/>
+        </w:rPr>
+      </w:r>
+      <w:r>
+        <w:rPr>
+          <w:lang w:val="es_ES" w:bidi="es_ES"/>
+        </w:rPr>
+      </w:r>
     </w:p>
     <w:p>
       <w:pPr/>

--- a/spa/docx/59.content.docx
+++ b/spa/docx/59.content.docx
@@ -196,6 +196,21 @@
         <w:rPr>
           <w:lang w:val="es_ES" w:bidi="es_ES"/>
         </w:rPr>
+      </w:r>
+    </w:p>
+    <w:p>
+      <w:pPr/>
+      <w:r>
+        <w:rPr>
+          <w:lang w:val="es_ES" w:bidi="es_ES"/>
+        </w:rPr>
+      </w:r>
+      <w:r>
+        <w:rPr>
+          <w:b/>
+          <w:lang w:val="es_ES" w:bidi="es_ES"/>
+        </w:rPr>
+        <w:t>ἐκβαλοῦσα</w:t>
       </w:r>
     </w:p>
     <w:p>

--- a/spa/docx/59.content.docx
+++ b/spa/docx/59.content.docx
@@ -173,6 +173,94 @@
           <w:docGrid w:linePitch="360"/>
         </w:sectPr>
       </w:pPr>
+    </w:p>
+    <w:p>
+      <w:pPr/>
+      <w:r>
+        <w:rPr>
+          <w:lang w:val="es_ES" w:bidi="es_ES"/>
+        </w:rPr>
+      </w:r>
+    </w:p>
+    <w:p>
+      <w:pPr>
+        <w:pStyle w:val="Heading2"/>
+      </w:pPr>
+      <w:r>
+        <w:rPr>
+          <w:lang w:val="es_ES" w:bidi="es_ES"/>
+        </w:rPr>
+        <w:t>Santiago 2:19 (#2)</w:t>
+      </w:r>
+      <w:r>
+        <w:rPr>
+          <w:lang w:val="es_ES" w:bidi="es_ES"/>
+        </w:rPr>
+      </w:r>
+    </w:p>
+    <w:p>
+      <w:pPr/>
+      <w:r>
+        <w:rPr>
+          <w:lang w:val="es_ES" w:bidi="es_ES"/>
+        </w:rPr>
+      </w:r>
+      <w:r>
+        <w:rPr>
+          <w:b/>
+          <w:lang w:val="es_ES" w:bidi="es_ES"/>
+        </w:rPr>
+        <w:t>"Crees que Dios es uno"</w:t>
+      </w:r>
+    </w:p>
+    <w:p>
+      <w:pPr/>
+      <w:r>
+        <w:rPr>
+          <w:lang w:val="es_ES" w:bidi="es_ES"/>
+        </w:rPr>
+      </w:r>
+      <w:r>
+        <w:rPr>
+          <w:lang w:val="es_ES" w:bidi="es_ES"/>
+        </w:rPr>
+        <w:t xml:space="preserve">Como explica la Parte 1 de la Introducción General a Santiago, las personas a las que Santiago estaba escribiendo eran creyentes en Jesús que tenían un trasfondo judío. Como resultado, habrían sabido que él se refería aquí a la afirmación judía esencial: “Escucha, Israel, Yahvé nuestro Dios es uno”. Moisés dice esto en </w:t>
+      </w:r>
+      <w:r>
+        <w:rPr>
+          <w:lang w:val="es_ES" w:bidi="es_ES"/>
+        </w:rPr>
+        <w:t>Deuteronomio</w:t>
+      </w:r>
+      <w:r>
+        <w:rPr>
+          <w:b/>
+          <w:lang w:val="es_ES" w:bidi="es_ES"/>
+        </w:rPr>
+        <w:t xml:space="preserve"> </w:t>
+      </w:r>
+      <w:r>
+        <w:rPr>
+          <w:lang w:val="es_ES" w:bidi="es_ES"/>
+        </w:rPr>
+        <w:t>6:4</w:t>
+      </w:r>
+      <w:r>
+        <w:rPr>
+          <w:lang w:val="es_ES" w:bidi="es_ES"/>
+        </w:rPr>
+        <w:t>. Si sería útil para tus lectores, podrías declararlo explícitamente. Traducción alternativa: “Crees en la enseñanza esencial de Moisés de que hay un solo Dios”</w:t>
+      </w:r>
+      <w:r>
+        <w:rPr>
+          <w:lang w:val="es_ES" w:bidi="es_ES"/>
+        </w:rPr>
+      </w:r>
+      <w:r>
+        <w:rPr>
+          <w:lang w:val="es_ES" w:bidi="es_ES"/>
+        </w:rPr>
+      </w:r>
     </w:p>
     <w:p>
       <w:pPr/>
